--- a/최종_전체_연구_패키지/00_게시_자료/최종_게시_패키지/01_블로그용_Word/문병로_교수의_메트릭_스튜디오_02_02_블로그_게시용.docx
+++ b/최종_전체_연구_패키지/00_게시_자료/최종_게시_패키지/01_블로그용_Word/문병로_교수의_메트릭_스튜디오_02_02_블로그_게시용.docx
@@ -668,66 +668,14 @@
     </w:p>
     <w:p>
       <w:pPr>
-        <w:pStyle w:val="Heading2"/>
-      </w:pPr>
-      <w:r>
-        <w:t>재현 자료</w:t>
-      </w:r>
-    </w:p>
-    <w:p>
-      <w:pPr>
-        <w:pStyle w:val="ListBullet"/>
-        <w:spacing w:after="80"/>
+        <w:spacing w:after="160" w:line="320" w:lineRule="auto"/>
       </w:pPr>
       <w:r>
         <w:rPr>
           <w:rFonts w:ascii="Malgun Gothic" w:hAnsi="Malgun Gothic" w:eastAsia="Malgun Gothic"/>
-          <w:color w:val="373737"/>
-          <w:sz w:val="19"/>
+          <w:sz w:val="22"/>
         </w:rPr>
-        <w:t>원천 뉴스 관심도 재검증 코드: https://github.com/Rowoon-Lee5/metric_studio_by_moon/blob/main/experiments/news_attention_raw_validation.py</w:t>
-      </w:r>
-    </w:p>
-    <w:p>
-      <w:pPr>
-        <w:pStyle w:val="ListBullet"/>
-        <w:spacing w:after="80"/>
-      </w:pPr>
-      <w:r>
-        <w:rPr>
-          <w:rFonts w:ascii="Malgun Gothic" w:hAnsi="Malgun Gothic" w:eastAsia="Malgun Gothic"/>
-          <w:color w:val="373737"/>
-          <w:sz w:val="19"/>
-        </w:rPr>
-        <w:t>원천 뉴스량별 IC 결과: https://github.com/Rowoon-Lee5/metric_studio_by_moon/blob/main/results/news_attention_raw_ic_summary.csv</w:t>
-      </w:r>
-    </w:p>
-    <w:p>
-      <w:pPr>
-        <w:pStyle w:val="ListBullet"/>
-        <w:spacing w:after="80"/>
-      </w:pPr>
-      <w:r>
-        <w:rPr>
-          <w:rFonts w:ascii="Malgun Gothic" w:hAnsi="Malgun Gothic" w:eastAsia="Malgun Gothic"/>
-          <w:color w:val="373737"/>
-          <w:sz w:val="19"/>
-        </w:rPr>
-        <w:t>원천 뉴스 재검증 보고서: https://github.com/Rowoon-Lee5/metric_studio_by_moon/blob/main/results/news_attention_raw_report.json</w:t>
-      </w:r>
-    </w:p>
-    <w:p>
-      <w:pPr>
-        <w:pStyle w:val="ListBullet"/>
-        <w:spacing w:after="80"/>
-      </w:pPr>
-      <w:r>
-        <w:rPr>
-          <w:rFonts w:ascii="Malgun Gothic" w:hAnsi="Malgun Gothic" w:eastAsia="Malgun Gothic"/>
-          <w:color w:val="373737"/>
-          <w:sz w:val="19"/>
-        </w:rPr>
-        <w:t>관심도 측정 타당성 감사: https://github.com/Rowoon-Lee5/metric_studio_by_moon/blob/main/results/closure_audits_report.json</w:t>
+        <w:t>### GitHub에서 확인할 수 있는 것</w:t>
       </w:r>
     </w:p>
     <w:p>
@@ -739,7 +687,43 @@
           <w:rFonts w:ascii="Malgun Gothic" w:hAnsi="Malgun Gothic" w:eastAsia="Malgun Gothic"/>
           <w:sz w:val="22"/>
         </w:rPr>
-        <w:t>이 글은 투자 권유가 아니다. 원천 뉴스 커버리지로 넓힌 뒤 대리변수의 해석이 무너지는지를 확인한 연구 기록이다.</w:t>
+        <w:t>- [원천 뉴스 관심도 재검증 코드](https://github.com/Rowoon-Lee5/metric_studio_by_moon/blob/main/experiments/news_attention_raw_validation.py): 뉴스량·거래회전율·미래수익률을 같은 시점에 맞춘 방법</w:t>
+      </w:r>
+    </w:p>
+    <w:p>
+      <w:pPr>
+        <w:spacing w:after="160" w:line="320" w:lineRule="auto"/>
+      </w:pPr>
+      <w:r>
+        <w:rPr>
+          <w:rFonts w:ascii="Malgun Gothic" w:hAnsi="Malgun Gothic" w:eastAsia="Malgun Gothic"/>
+          <w:sz w:val="22"/>
+        </w:rPr>
+        <w:t>- [뉴스량별 모멘텀 결과](https://github.com/Rowoon-Lee5/metric_studio_by_moon/blob/main/results/news_attention_raw_ic_summary.csv): 본문의 Rank IC 표와 동일한 원자료</w:t>
+      </w:r>
+    </w:p>
+    <w:p>
+      <w:pPr>
+        <w:spacing w:after="160" w:line="320" w:lineRule="auto"/>
+      </w:pPr>
+      <w:r>
+        <w:rPr>
+          <w:rFonts w:ascii="Malgun Gothic" w:hAnsi="Malgun Gothic" w:eastAsia="Malgun Gothic"/>
+          <w:sz w:val="22"/>
+        </w:rPr>
+        <w:t>- [뉴스량과 거래회전율의 불일치](https://github.com/Rowoon-Lee5/metric_studio_by_moon/blob/main/results/attention_measurement_agreement.csv): 두 변수가 상위 종목을 얼마나 다르게 고르는지 확인한 결과</w:t>
+      </w:r>
+    </w:p>
+    <w:p>
+      <w:pPr>
+        <w:spacing w:after="160" w:line="320" w:lineRule="auto"/>
+      </w:pPr>
+      <w:r>
+        <w:rPr>
+          <w:rFonts w:ascii="Malgun Gothic" w:hAnsi="Malgun Gothic" w:eastAsia="Malgun Gothic"/>
+          <w:sz w:val="22"/>
+        </w:rPr>
+        <w:t>- [원천 뉴스 검증 보고서](https://github.com/Rowoon-Lee5/metric_studio_by_moon/blob/main/results/news_attention_raw_report.json): 표본 범위와 블록 재표집 검정의 상세 기록</w:t>
       </w:r>
     </w:p>
     <w:p>

--- a/최종_전체_연구_패키지/00_게시_자료/최종_게시_패키지/01_블로그용_Word/문병로_교수의_메트릭_스튜디오_02_02_블로그_게시용.docx
+++ b/최종_전체_연구_패키지/00_게시_자료/최종_게시_패키지/01_블로그용_Word/문병로_교수의_메트릭_스튜디오_02_02_블로그_게시용.docx
@@ -47,60 +47,50 @@
         <w:t>내 프로젝트에서 거래회전율은 가장 편리한 변수였다. 가격과 거래량만 있으면 바로 계산할 수 있고, 높은 회전율을 가진 종목을 ‘사람들이 많이 보는 종목’이라고 부르기도 쉬웠다. 그러나 편리하게 계산된 변수와 실제로 측정하려는 행동이 같다는 보장은 없다. 이번에는 그 간격을 그냥 해석으로 메우지 않기로 했다.</w:t>
       </w:r>
     </w:p>
+    <w:tbl>
+      <w:tblPr>
+        <w:tblW w:type="auto" w:w="0"/>
+        <w:jc w:val="center"/>
+        <w:tblLayout w:type="fixed"/>
+        <w:tblLook w:firstColumn="1" w:firstRow="1" w:lastColumn="0" w:lastRow="0" w:noHBand="0" w:noVBand="1" w:val="04A0"/>
+      </w:tblPr>
+      <w:tblGrid>
+        <w:gridCol w:w="9360"/>
+      </w:tblGrid>
+      <w:tr>
+        <w:tc>
+          <w:tcPr>
+            <w:tcW w:type="dxa" w:w="9072"/>
+            <w:shd w:fill="F4F6F9"/>
+            <w:tcMar>
+              <w:top w:w="110" w:type="dxa"/>
+              <w:start w:w="180" w:type="dxa"/>
+              <w:bottom w:w="110" w:type="dxa"/>
+              <w:end w:w="180" w:type="dxa"/>
+            </w:tcMar>
+            <w:vAlign w:val="center"/>
+          </w:tcPr>
+          <w:p>
+            <w:pPr>
+              <w:spacing w:after="0" w:line="288" w:lineRule="auto"/>
+            </w:pPr>
+            <w:r>
+              <w:rPr>
+                <w:rFonts w:ascii="Malgun Gothic" w:hAnsi="Malgun Gothic" w:eastAsia="Malgun Gothic"/>
+                <w:b/>
+                <w:color w:val="1F3A5F"/>
+                <w:sz w:val="21"/>
+              </w:rPr>
+              <w:t>“다른 특별한 이유 없이 인기가 있다는 것만으로 종목을 선택하는 것은 확률적으로 틀린 선택일 수 있다.”</w:t>
+            </w:r>
+          </w:p>
+        </w:tc>
+      </w:tr>
+    </w:tbl>
     <w:p>
       <w:pPr>
-        <w:keepNext/>
-        <w:spacing w:before="120" w:after="60"/>
-        <w:jc w:val="center"/>
+        <w:spacing w:after="0"/>
       </w:pPr>
-      <w:r>
-        <w:drawing>
-          <wp:inline xmlns:a="http://schemas.openxmlformats.org/drawingml/2006/main" xmlns:pic="http://schemas.openxmlformats.org/drawingml/2006/picture">
-            <wp:extent cx="5577840" cy="2417064"/>
-            <wp:docPr id="1" name="Picture 1"/>
-            <wp:cNvGraphicFramePr>
-              <a:graphicFrameLocks noChangeAspect="1"/>
-            </wp:cNvGraphicFramePr>
-            <a:graphic>
-              <a:graphicData uri="http://schemas.openxmlformats.org/drawingml/2006/picture">
-                <pic:pic>
-                  <pic:nvPicPr>
-                    <pic:cNvPr id="0" name="06_book_excerpt_popularity.png"/>
-                    <pic:cNvPicPr/>
-                  </pic:nvPicPr>
-                  <pic:blipFill>
-                    <a:blip r:embed="rId9"/>
-                    <a:stretch>
-                      <a:fillRect/>
-                    </a:stretch>
-                  </pic:blipFill>
-                  <pic:spPr>
-                    <a:xfrm>
-                      <a:off x="0" y="0"/>
-                      <a:ext cx="5577840" cy="2417064"/>
-                    </a:xfrm>
-                    <a:prstGeom prst="rect"/>
-                  </pic:spPr>
-                </pic:pic>
-              </a:graphicData>
-            </a:graphic>
-          </wp:inline>
-        </w:drawing>
-      </w:r>
-    </w:p>
-    <w:p>
-      <w:pPr>
-        <w:pStyle w:val="FigureCaption"/>
-        <w:jc w:val="center"/>
-      </w:pPr>
-      <w:r>
-        <w:rPr>
-          <w:rFonts w:ascii="Malgun Gothic" w:hAnsi="Malgun Gothic" w:eastAsia="Malgun Gothic"/>
-          <w:color w:val="595959"/>
-          <w:sz w:val="18"/>
-        </w:rPr>
-        <w:t>책 2장 발췌 - 관심과 인기주의</w:t>
-      </w:r>
     </w:p>
     <w:p>
       <w:pPr>
@@ -124,6 +114,54 @@
           <w:sz w:val="22"/>
         </w:rPr>
         <w:t>하지만 거래회전율은 관심이 아니다. 기관의 리밸런싱, 유동성 공급, 대량 매매, 공매도, 시장 충격도 거래를 늘린다. 하나의 숫자가 여러 행동의 결과라면, 그 숫자에 심리라는 이름을 붙이는 순간 분석은 설명이 아니라 서사가 된다.</w:t>
+      </w:r>
+    </w:p>
+    <w:p>
+      <w:pPr>
+        <w:spacing w:after="160" w:line="320" w:lineRule="auto"/>
+      </w:pPr>
+      <w:r>
+        <w:rPr>
+          <w:rFonts w:ascii="Malgun Gothic" w:hAnsi="Malgun Gothic" w:eastAsia="Malgun Gothic"/>
+          <w:sz w:val="22"/>
+        </w:rPr>
+        <w:t>책이 인기주의 예후를 말할 때도 핵심은 ‘사람들이 많이 보는 종목은 나쁘다’는 도덕적 결론이 아니다. 제레미 그랜덤이 말한 경력 위험은 성장주를 고르는 일이 틀려도 설명하기 쉽고, 덜 인기 있는 종목을 고르는 일은 맞아도 오래 설명해야 한다는 비대칭을 가리킨다. 인기라는 말 속에는 뉴스 노출, 투자자의 기대, 기관의 책임 회피, 자금 유입이 한꺼번에 들어 있다. 나는 거래회전율 하나로 이 모든 것을 측정할 수 있다고 생각했다.</w:t>
+      </w:r>
+    </w:p>
+    <w:p>
+      <w:pPr>
+        <w:spacing w:after="160" w:line="320" w:lineRule="auto"/>
+      </w:pPr>
+      <w:r>
+        <w:rPr>
+          <w:rFonts w:ascii="Malgun Gothic" w:hAnsi="Malgun Gothic" w:eastAsia="Malgun Gothic"/>
+          <w:sz w:val="22"/>
+        </w:rPr>
+        <w:t>그래서 회전율 하위 10%를 제외한 뒤 회전율 상위 종목을 관심주라고 부르는 방식이 특히 위험했다. 앞에서는 거래하기 어려운 종목을 제외하는 유동성 필터로 쓰고, 뒤에서는 투자자의 심리를 설명하는 변수로 썼다. 같은 변수를 앞에서는 실행 제약으로, 뒤에서는 행동경제학적 원인으로 쓴 셈이다. 이 둘을 분리하지 않으면 결과가 나왔을 때 무엇이 원인인지 알 수 없다.</w:t>
+      </w:r>
+    </w:p>
+    <w:p>
+      <w:pPr>
+        <w:spacing w:after="160" w:line="320" w:lineRule="auto"/>
+      </w:pPr>
+      <w:r>
+        <w:rPr>
+          <w:rFonts w:ascii="Malgun Gothic" w:hAnsi="Malgun Gothic" w:eastAsia="Malgun Gothic"/>
+          <w:sz w:val="22"/>
+        </w:rPr>
+        <w:t>거래회전율의 분모도 이 문제를 더 복잡하게 만든다. 같은 거래량이라도 상장주식 수가 많은 기업과 적은 기업의 회전율은 달라진다. 실제 시장에서 거래되는 유통물량, 최대주주의 장기 보유, 증자와 감자 같은 자본 변화까지 생각하면 회전율은 단순히 ‘얼마나 활발히 거래됐는가’라고 부르기 어려운 비율이 된다. 내가 사용한 회전율은 관측 가능한 거래량과 주식 수로 계산한 값일 뿐, 투자자가 주목한 정도를 직접 측정한 값이 아니다.</w:t>
+      </w:r>
+    </w:p>
+    <w:p>
+      <w:pPr>
+        <w:spacing w:after="160" w:line="320" w:lineRule="auto"/>
+      </w:pPr>
+      <w:r>
+        <w:rPr>
+          <w:rFonts w:ascii="Malgun Gothic" w:hAnsi="Malgun Gothic" w:eastAsia="Malgun Gothic"/>
+          <w:sz w:val="22"/>
+        </w:rPr>
+        <w:t>뉴스량을 붙인 뒤에도 같은 경계를 유지했다. 기사 수가 많다고 해서 독자가 그 기사를 읽었다는 뜻은 아니다. 같은 제목을 반복 송출한 기사와 기업의 실질적인 정보 환경은 다르다. 뉴스 패널이 덮는 종목도 시장 전체의 무작위 표본이 아니다. 그래서 뉴스량을 ‘진짜 관심’, 회전율을 ‘가짜 관심’이라고 두고 승자를 고르지 않았다. 서로 다른 방식으로 관측한 두 변수가 실제로 같은 종목을 가리키는지부터 확인했다.</w:t>
       </w:r>
     </w:p>
     <w:p>
@@ -501,7 +539,7 @@
         <w:drawing>
           <wp:inline xmlns:a="http://schemas.openxmlformats.org/drawingml/2006/main" xmlns:pic="http://schemas.openxmlformats.org/drawingml/2006/picture">
             <wp:extent cx="5577840" cy="2881884"/>
-            <wp:docPr id="2" name="Picture 2"/>
+            <wp:docPr id="1" name="Picture 1"/>
             <wp:cNvGraphicFramePr>
               <a:graphicFrameLocks noChangeAspect="1"/>
             </wp:cNvGraphicFramePr>
@@ -513,7 +551,7 @@
                     <pic:cNvPicPr/>
                   </pic:nvPicPr>
                   <pic:blipFill>
-                    <a:blip r:embed="rId10"/>
+                    <a:blip r:embed="rId9"/>
                     <a:stretch>
                       <a:fillRect/>
                     </a:stretch>
@@ -668,14 +706,66 @@
     </w:p>
     <w:p>
       <w:pPr>
-        <w:spacing w:after="160" w:line="320" w:lineRule="auto"/>
+        <w:pStyle w:val="Heading2"/>
+      </w:pPr>
+      <w:r>
+        <w:t>GitHub에서 확인할 수 있는 것</w:t>
+      </w:r>
+    </w:p>
+    <w:p>
+      <w:pPr>
+        <w:pStyle w:val="ListBullet"/>
+        <w:spacing w:after="80"/>
       </w:pPr>
       <w:r>
         <w:rPr>
           <w:rFonts w:ascii="Malgun Gothic" w:hAnsi="Malgun Gothic" w:eastAsia="Malgun Gothic"/>
-          <w:sz w:val="22"/>
+          <w:color w:val="373737"/>
+          <w:sz w:val="19"/>
         </w:rPr>
-        <w:t>### GitHub에서 확인할 수 있는 것</w:t>
+        <w:t>원천 뉴스 관심도 재검증 코드: https://github.com/Rowoon-Lee5/metric_studio_by_moon/blob/main/experiments/news_attention_raw_validation.py</w:t>
+      </w:r>
+    </w:p>
+    <w:p>
+      <w:pPr>
+        <w:pStyle w:val="ListBullet"/>
+        <w:spacing w:after="80"/>
+      </w:pPr>
+      <w:r>
+        <w:rPr>
+          <w:rFonts w:ascii="Malgun Gothic" w:hAnsi="Malgun Gothic" w:eastAsia="Malgun Gothic"/>
+          <w:color w:val="373737"/>
+          <w:sz w:val="19"/>
+        </w:rPr>
+        <w:t>뉴스량별 모멘텀 결과: https://github.com/Rowoon-Lee5/metric_studio_by_moon/blob/main/results/news_attention_raw_ic_summary.csv</w:t>
+      </w:r>
+    </w:p>
+    <w:p>
+      <w:pPr>
+        <w:pStyle w:val="ListBullet"/>
+        <w:spacing w:after="80"/>
+      </w:pPr>
+      <w:r>
+        <w:rPr>
+          <w:rFonts w:ascii="Malgun Gothic" w:hAnsi="Malgun Gothic" w:eastAsia="Malgun Gothic"/>
+          <w:color w:val="373737"/>
+          <w:sz w:val="19"/>
+        </w:rPr>
+        <w:t>뉴스량과 거래회전율의 불일치: https://github.com/Rowoon-Lee5/metric_studio_by_moon/blob/main/results/attention_measurement_agreement.csv</w:t>
+      </w:r>
+    </w:p>
+    <w:p>
+      <w:pPr>
+        <w:pStyle w:val="ListBullet"/>
+        <w:spacing w:after="80"/>
+      </w:pPr>
+      <w:r>
+        <w:rPr>
+          <w:rFonts w:ascii="Malgun Gothic" w:hAnsi="Malgun Gothic" w:eastAsia="Malgun Gothic"/>
+          <w:color w:val="373737"/>
+          <w:sz w:val="19"/>
+        </w:rPr>
+        <w:t>원천 뉴스 검증 보고서: https://github.com/Rowoon-Lee5/metric_studio_by_moon/blob/main/results/news_attention_raw_report.json</w:t>
       </w:r>
     </w:p>
     <w:p>
@@ -687,43 +777,7 @@
           <w:rFonts w:ascii="Malgun Gothic" w:hAnsi="Malgun Gothic" w:eastAsia="Malgun Gothic"/>
           <w:sz w:val="22"/>
         </w:rPr>
-        <w:t>- [원천 뉴스 관심도 재검증 코드](https://github.com/Rowoon-Lee5/metric_studio_by_moon/blob/main/experiments/news_attention_raw_validation.py): 뉴스량·거래회전율·미래수익률을 같은 시점에 맞춘 방법</w:t>
-      </w:r>
-    </w:p>
-    <w:p>
-      <w:pPr>
-        <w:spacing w:after="160" w:line="320" w:lineRule="auto"/>
-      </w:pPr>
-      <w:r>
-        <w:rPr>
-          <w:rFonts w:ascii="Malgun Gothic" w:hAnsi="Malgun Gothic" w:eastAsia="Malgun Gothic"/>
-          <w:sz w:val="22"/>
-        </w:rPr>
-        <w:t>- [뉴스량별 모멘텀 결과](https://github.com/Rowoon-Lee5/metric_studio_by_moon/blob/main/results/news_attention_raw_ic_summary.csv): 본문의 Rank IC 표와 동일한 원자료</w:t>
-      </w:r>
-    </w:p>
-    <w:p>
-      <w:pPr>
-        <w:spacing w:after="160" w:line="320" w:lineRule="auto"/>
-      </w:pPr>
-      <w:r>
-        <w:rPr>
-          <w:rFonts w:ascii="Malgun Gothic" w:hAnsi="Malgun Gothic" w:eastAsia="Malgun Gothic"/>
-          <w:sz w:val="22"/>
-        </w:rPr>
-        <w:t>- [뉴스량과 거래회전율의 불일치](https://github.com/Rowoon-Lee5/metric_studio_by_moon/blob/main/results/attention_measurement_agreement.csv): 두 변수가 상위 종목을 얼마나 다르게 고르는지 확인한 결과</w:t>
-      </w:r>
-    </w:p>
-    <w:p>
-      <w:pPr>
-        <w:spacing w:after="160" w:line="320" w:lineRule="auto"/>
-      </w:pPr>
-      <w:r>
-        <w:rPr>
-          <w:rFonts w:ascii="Malgun Gothic" w:hAnsi="Malgun Gothic" w:eastAsia="Malgun Gothic"/>
-          <w:sz w:val="22"/>
-        </w:rPr>
-        <w:t>- [원천 뉴스 검증 보고서](https://github.com/Rowoon-Lee5/metric_studio_by_moon/blob/main/results/news_attention_raw_report.json): 표본 범위와 블록 재표집 검정의 상세 기록</w:t>
+        <w:t>이 글은 투자 권유가 아니다. 원천 뉴스 커버리지로 넓힌 뒤 대리변수의 해석이 무너지는지를 확인한 연구 기록이다.</w:t>
       </w:r>
     </w:p>
     <w:p>

--- a/최종_전체_연구_패키지/00_게시_자료/최종_게시_패키지/01_블로그용_Word/문병로_교수의_메트릭_스튜디오_02_02_블로그_게시용.docx
+++ b/최종_전체_연구_패키지/00_게시_자료/최종_게시_패키지/01_블로그용_Word/문병로_교수의_메트릭_스튜디오_02_02_블로그_게시용.docx
@@ -706,6 +706,30 @@
     </w:p>
     <w:p>
       <w:pPr>
+        <w:spacing w:after="160" w:line="320" w:lineRule="auto"/>
+      </w:pPr>
+      <w:r>
+        <w:rPr>
+          <w:rFonts w:ascii="Malgun Gothic" w:hAnsi="Malgun Gothic" w:eastAsia="Malgun Gothic"/>
+          <w:sz w:val="22"/>
+        </w:rPr>
+        <w:t>이 구분은 투자 판단에도 직접 연결된다. 뉴스가 많고 개인 순매수가 늘며 호가가 얇아진 종목은 기대가 한쪽으로 쏠린 상황일 수 있다. 반대로 뉴스는 없는데 회전율만 높은 종목은 기관의 기계적 주문이나 큰 주주의 거래일 수 있다. 표면적으로는 둘 다 ‘활발한 종목’이지만, 다음 달 수익률을 해석할 때 필요한 질문은 전혀 다르다. 전자에서는 정보가 이미 가격에 반영됐는지, 후자에서는 주문 충격이 언제 사라지는지를 봐야 한다.</w:t>
+      </w:r>
+    </w:p>
+    <w:p>
+      <w:pPr>
+        <w:spacing w:after="160" w:line="320" w:lineRule="auto"/>
+      </w:pPr>
+      <w:r>
+        <w:rPr>
+          <w:rFonts w:ascii="Malgun Gothic" w:hAnsi="Malgun Gothic" w:eastAsia="Malgun Gothic"/>
+          <w:sz w:val="22"/>
+        </w:rPr>
+        <w:t>여기서부터 관심도는 하나의 팩터가 아니라 측정 설계의 문제가 된다. 어떤 변수를 쓰는가에 따라 관심주의 표본이 달라지고, 표본이 달라지면 인기주의 성과도 달라진다. 나는 2편에서 인기주 효과를 발견했다고 주장하지 않는다. 오히려 같은 이름 아래 묶여 있던 종목들을 분리하지 않은 채 효과를 말했던 이전 방식이 얼마나 약했는지를 확인했다. 이후에 검색량, 투자자별 순매수, 호가 스프레드를 받게 되더라도 먼저 확인할 것은 예측력이 아니라 이 변수들이 서로 같은 현상을 보고 있는지다.</w:t>
+      </w:r>
+    </w:p>
+    <w:p>
+      <w:pPr>
         <w:pStyle w:val="Heading2"/>
       </w:pPr>
       <w:r>

--- a/최종_전체_연구_패키지/00_게시_자료/최종_게시_패키지/01_블로그용_Word/문병로_교수의_메트릭_스튜디오_02_02_블로그_게시용.docx
+++ b/최종_전체_연구_패키지/00_게시_자료/최종_게시_패키지/01_블로그용_Word/문병로_교수의_메트릭_스튜디오_02_02_블로그_게시용.docx
@@ -730,6 +730,54 @@
     </w:p>
     <w:p>
       <w:pPr>
+        <w:spacing w:after="160" w:line="320" w:lineRule="auto"/>
+      </w:pPr>
+      <w:r>
+        <w:rPr>
+          <w:rFonts w:ascii="Malgun Gothic" w:hAnsi="Malgun Gothic" w:eastAsia="Malgun Gothic"/>
+          <w:sz w:val="22"/>
+        </w:rPr>
+        <w:t>책에서 말하는 인기주의 예후도 이 관점에서 다시 읽게 됐다. 인기주가 장기적으로 상대적으로 약했다는 관찰은, 사람이 많이 본 종목을 기계적으로 피하라는 규칙이 아니다. 기대가 이미 가격에 반영된 상태인지, 사람들이 그 종목을 좋아하지만 실제 매수 여력이 남아 있는지, 유행이 끝났을 때 누가 마지막 보유자가 되는지를 묻는 문제다. 관심이 과도한 기대를 뜻할 때와, 새 정보가 유입되는 속도를 뜻할 때의 가격 효과는 반대일 수도 있다.</w:t>
+      </w:r>
+    </w:p>
+    <w:p>
+      <w:pPr>
+        <w:spacing w:after="160" w:line="320" w:lineRule="auto"/>
+      </w:pPr>
+      <w:r>
+        <w:rPr>
+          <w:rFonts w:ascii="Malgun Gothic" w:hAnsi="Malgun Gothic" w:eastAsia="Malgun Gothic"/>
+          <w:sz w:val="22"/>
+        </w:rPr>
+        <w:t>나는 이전에는 회전율 상위 그룹의 성과가 약하면 곧바로 ‘관심이 과열됐다’고 설명하고 싶었다. 그러나 회전율이 높은 달에 뉴스가 많았는지, 뉴스가 특정 산업에 집중됐는지, 기관과 개인 중 누가 거래했는지 확인하지 않으면 그 설명은 사후 서사에 가깝다. 똑같이 회전율이 높은 두 종목이 있어도, 하나는 호재 공시 직후 기관의 편입 수요일 수 있고 다른 하나는 악재 뒤 손절 물량일 수 있다. 두 경우를 관심이라는 한 단어로 묶은 순간, 수익률 차이는 설명되지 않는다.</w:t>
+      </w:r>
+    </w:p>
+    <w:p>
+      <w:pPr>
+        <w:spacing w:after="160" w:line="320" w:lineRule="auto"/>
+      </w:pPr>
+      <w:r>
+        <w:rPr>
+          <w:rFonts w:ascii="Malgun Gothic" w:hAnsi="Malgun Gothic" w:eastAsia="Malgun Gothic"/>
+          <w:sz w:val="22"/>
+        </w:rPr>
+        <w:t>원천 뉴스 패널을 다시 연결하면서 데이터의 빈칸도 더 선명해졌다. 뉴스가 없는 달은 실제로 아무 정보도 없었던 달이 아니라, 내가 수집한 원천에서 해당 종목의 헤드라인을 관측하지 못한 달일 수 있다. 뉴스량은 기사 내용의 긍정·부정을 구분하지 않고, 조회 수나 검색량도 알지 못한다. 그래서 2편의 결과는 관심을 측정했다는 선언이 아니라, 기존 회전율 해석이 얼마나 많은 관측 불가능한 요소를 품고 있었는지 밝힌 기록이다.</w:t>
+      </w:r>
+    </w:p>
+    <w:p>
+      <w:pPr>
+        <w:spacing w:after="160" w:line="320" w:lineRule="auto"/>
+      </w:pPr>
+      <w:r>
+        <w:rPr>
+          <w:rFonts w:ascii="Malgun Gothic" w:hAnsi="Malgun Gothic" w:eastAsia="Malgun Gothic"/>
+          <w:sz w:val="22"/>
+        </w:rPr>
+        <w:t>이 차이를 인정하면 다음 데이터 요구도 달라진다. 검색량을 붙이는 일은 단순히 변수를 하나 더 추가하는 일이 아니다. 검색량은 개인의 주목을, 투자자별 수급은 주문 주체를, 호가 불균형과 스프레드는 실제 거래 환경을 다르게 관측한다. 이 네 가지가 모두 같은 날 높아지는 경우와, 하나만 움직이는 경우를 분리해야만 관심이 가격에 남기는 효과를 질문할 수 있다. 2편에서 끝내지 않은 이유도 여기에 있다. 내가 버린 것은 하나의 변수보다, 관측하지 못한 것을 너무 쉽게 이름 붙이던 습관이다.</w:t>
+      </w:r>
+    </w:p>
+    <w:p>
+      <w:pPr>
         <w:pStyle w:val="Heading2"/>
       </w:pPr>
       <w:r>
